--- a/Doc/Final_Specifications_Fonctionnelles_AUDIENCES_ET_DELIBERES_V1.1.docx
+++ b/Doc/Final_Specifications_Fonctionnelles_AUDIENCES_ET_DELIBERES_V1.1.docx
@@ -8039,7 +8039,7 @@
         <w:t>Le GFC, après validation du comité de transfert, transmet physiquement ou par email le dossier de crédit (ou l'incident de compte) à la Direction Juridique. Le juriste enregistre les informations dans le système en saisissant les métadonnées du dossier (référence, nature, juridiction, parties, etc.) et les documents associés. (Le GFC n'a pas d'accès direct à la plateforme.)</w:t>
       </w:r>
       <w:r>
-        <w:t xml:space="preserve"> Juriste crée le dossier (métadonnées, affectation juristes/avocats, paramètres de sensibilité).</w:t>
+        <w:t xml:space="preserve"> Juriste crée le dossier (métadonnées, affectation juristes/avocats, paramètres de diligence particulière).</w:t>
       </w:r>
     </w:p>
     <w:p>
@@ -8347,7 +8347,7 @@
         <w:t>Le système doit permettre de créer un dossier avec au minimum : référence, nature, j</w:t>
       </w:r>
       <w:r>
-        <w:t>uridiction, parties, risque encouru, et, le cas échéant, les paramètres de sensibilité (RG-DOS-01, RG-DOS-09).</w:t>
+        <w:t>uridiction, parties, risque encouru, et, le cas échéant, les paramètres de diligence particulière (RG-DOS-01, RG-DOS-09).</w:t>
       </w:r>
     </w:p>
     <w:p>
@@ -8392,7 +8392,7 @@
         <w:jc w:val="both"/>
       </w:pPr>
       <w:r>
-        <w:t>Le système doit permettre de gérer, pour chaque étape d’une procédure (Première instance, Appel, Pourvoi en cassation, Pourvoi CCJA), un statut de cycle de vie propre : Ouverture → En cours → En délibéré → Délibéré vidé → Clôturé → Archivé (RG-DOS-04).</w:t>
+        <w:t>Le système doit permettre de gérer, pour chaque étape d’une procédure (Instance, Appel, Pourvoi en cassation, Pourvoi CCJA), un statut de cycle de vie propre : Ouverture → En cours → En délibéré → Délibéré vidé → Clôturé → Archivé (RG-DOS-04).</w:t>
       </w:r>
       <w:r/>
     </w:p>
@@ -8407,7 +8407,7 @@
         <w:jc w:val="both"/>
       </w:pPr>
       <w:r>
-        <w:t>Le système doit permettre au juriste de placer directement un dossier à l’étape de son choix (Première instance, Appel, Pourvoi en cassation, Pourvoi CCJA), notamment lorsque les antécédents du dossier ne sont pas connus (RG-DOS-04).</w:t>
+        <w:t>Le système doit permettre au juriste de placer directement un dossier à l’étape de son choix (Instance, Appel, Pourvoi en cassation, Pourvoi CCJA), notamment lorsque les antécédents du dossier ne sont pas connus (RG-DOS-04).</w:t>
       </w:r>
       <w:r/>
     </w:p>
@@ -8491,7 +8491,7 @@
           <w:i/>
           <w:iCs/>
         </w:rPr>
-        <w:t> la sensibilité d'un dossier. Cette proposition est soumise à la </w:t>
+        <w:t xml:space="preserve"> la diligence particulière d'un dossier. Cette proposition est soumise à la </w:t>
       </w:r>
       <w:r>
         <w:rPr>
@@ -13525,7 +13525,7 @@
                 <w:sz w:val="20"/>
                 <w:szCs w:val="20"/>
               </w:rPr>
-              <w:t>métadonnées obligatoires (référence, nature, juridiction, parties, risque encouru), l’affectation de juristes/avocats, et les paramètres de sensibilité. Le dossier peut être de type Recouvrement (dossier de crédit) ou Exploitation/Litiges (incident de comp</w:t>
+              <w:t>métadonnées obligatoires (référence, nature, juridiction, parties, risque encouru), l’affectation de juristes/avocats, et les paramètres de diligence particulière. Le dossier peut être de type Recouvrement (dossier de crédit) ou Exploitation/Litiges (incident de comp</w:t>
             </w:r>
             <w:r>
               <w:rPr>
@@ -13850,7 +13850,7 @@
                 <w:sz w:val="20"/>
                 <w:szCs w:val="20"/>
               </w:rPr>
-              <w:t>Si le dossier est marqué comme sensible (</w:t>
+              <w:t>Si le dossier est marqué comme à diligence particulière (</w:t>
             </w:r>
             <w:proofErr w:type="spellStart"/>
             <w:r>
@@ -14866,7 +14866,7 @@
                 <w:sz w:val="20"/>
                 <w:szCs w:val="20"/>
               </w:rPr>
-              <w:t>Le système doit permettre à un utilisateur habilité de consulter toutes les informations d’un dossier : métadonnées, liste des étapes (Première instance, Appel, Pourvoi en cassation, Pourvoi CCJA) avec leur statut, historique des actions et documents associés.</w:t>
+              <w:t>Le système doit permettre à un utilisateur habilité de consulter toutes les informations d’un dossier : métadonnées, liste des étapes (Instance, Appel, Pourvoi en cassation, Pourvoi CCJA) avec leur statut, historique des actions et documents associés.</w:t>
             </w:r>
             <w:r>
               <w:rPr>
@@ -15463,7 +15463,7 @@
                 <w:sz w:val="20"/>
                 <w:szCs w:val="20"/>
               </w:rPr>
-              <w:t>Le système doit permettre au juriste de modifier le statut de cycle de vie d’une étape (Première instance, Appel, Pourvoi en cassation, Pourvoi CCJA) parmi : Ouverture, En cours, En délibéré, Délibéré vidé, Clôturé, Archivé. Le système doit vérifier que la transition est autorisée par le cycle de vie. Le juriste peut placer directement le dossier à l’étape de son choix si les antécédents sont inconnus.</w:t>
+              <w:t>Le système doit permettre au juriste de modifier le statut de cycle de vie d’une étape (Instance, Appel, Pourvoi en cassation, Pourvoi CCJA) parmi : Ouverture, En cours, En délibéré, Délibéré vidé, Clôturé, Archivé. Le système doit vérifier que la transition est autorisée par le cycle de vie. Le juriste peut placer directement le dossier à l’étape de son choix si les antécédents sont inconnus.</w:t>
             </w:r>
             <w:r>
               <w:rPr>
@@ -16083,7 +16083,7 @@
                 <w:sz w:val="20"/>
                 <w:szCs w:val="20"/>
               </w:rPr>
-              <w:t>Le système doit permettre au juriste de planifier une audience en la rattachant à une étape (Première instance, Appel, Pourvoi en cassation, Pourvoi CCJA) et en saisissant une date. Le système doit programmer automatiquement des rappels à J-7, J-3 et J-1 et détecter les éventuels doublons d’attribution.</w:t>
+              <w:t>Le système doit permettre au juriste de planifier une audience en la rattachant à une étape (Instance, Appel, Pourvoi en cassation, Pourvoi CCJA) et en saisissant une date. Le système doit programmer automatiquement des rappels à J-7, J-3 et J-1 et détecter les éventuels doublons d’attribution.</w:t>
             </w:r>
             <w:r>
               <w:rPr>
@@ -23479,7 +23479,7 @@
                 <w:sz w:val="20"/>
                 <w:szCs w:val="20"/>
               </w:rPr>
-              <w:t>l’opportunité d’une demande de frais. Il peut valider ou rejeter (motif obligatoire). Si le dossier est sensible (paramètre `estSensible` ou montant &gt; seuil configuré), une validation conjointe avec le Directeur Juridique est requise.</w:t>
+              <w:t>l’opportunité d’une demande de frais. Il peut valider ou rejeter (motif obligatoire). Si le dossier est à diligence particulière (paramètre `estSensible` ou montant &gt; seuil configuré), une validation conjointe avec le Directeur Juridique est requise.</w:t>
             </w:r>
           </w:p>
         </w:tc>
@@ -23767,7 +23767,7 @@
                 <w:sz w:val="20"/>
                 <w:szCs w:val="20"/>
               </w:rPr>
-              <w:t xml:space="preserve"> 3. Si le dossier est sensible, la double validation est automatiquement déclenchée.</w:t>
+              <w:t xml:space="preserve"> 3. Si le dossier est à diligence particulière, la double validation est automatiquement déclenchée.</w:t>
             </w:r>
           </w:p>
         </w:tc>
@@ -24075,7 +24075,7 @@
                 <w:sz w:val="20"/>
                 <w:szCs w:val="20"/>
               </w:rPr>
-              <w:t>conjointement une demande de frais (dossier sensible ou montant &gt; seuil). Les deux approbations sont nécessaires.</w:t>
+              <w:t>conjointement une demande de frais (dossier à diligence particulière ou montant &gt; seuil). Les deux approbations sont nécessaires.</w:t>
             </w:r>
           </w:p>
         </w:tc>
@@ -24219,7 +24219,7 @@
                 <w:sz w:val="20"/>
                 <w:szCs w:val="20"/>
               </w:rPr>
-              <w:t xml:space="preserve"> Besoin de double contrôle pour les cas sensibles</w:t>
+              <w:t xml:space="preserve"> Besoin de double contrôle pour les cas à diligence particulière</w:t>
             </w:r>
           </w:p>
         </w:tc>
@@ -24283,7 +24283,7 @@
                 <w:sz w:val="20"/>
                 <w:szCs w:val="20"/>
               </w:rPr>
-              <w:t>Renforce la sécurité et la conformité des demandes sensibles</w:t>
+              <w:t>Renforce la sécurité et la conformité des demandes à diligence particulière</w:t>
             </w:r>
           </w:p>
         </w:tc>
@@ -29066,7 +29066,7 @@
                 <w:sz w:val="20"/>
                 <w:szCs w:val="20"/>
               </w:rPr>
-              <w:t>sensibles</w:t>
+              <w:t>à diligence particulière</w:t>
             </w:r>
           </w:p>
         </w:tc>
@@ -37894,7 +37894,7 @@
                 <w:sz w:val="20"/>
                 <w:szCs w:val="20"/>
               </w:rPr>
-              <w:t>Validation/rejet, double validation si dossier sensible.</w:t>
+              <w:t>Validation/rejet, double validation si dossier à diligence particulière.</w:t>
             </w:r>
           </w:p>
         </w:tc>
@@ -38759,7 +38759,7 @@
                 <w:sz w:val="20"/>
                 <w:szCs w:val="20"/>
               </w:rPr>
-              <w:t>Exploitation/Litiges), Juridiction (texte, obligatoire), Parties (liste de textes), Risque encouru (nombre), Sensible (oui/non), Seuil de montant (nombre, conditionnel), Type de client sensible (texte, conditionnel).</w:t>
+              <w:t>Exploitation/Litiges), Juridiction (texte, obligatoire), Parties (liste de textes), Risque encouru (nombre), Sensible (oui/non), Seuil de montant (nombre, conditionnel), Type de client (texte, conditionnel).</w:t>
             </w:r>
           </w:p>
         </w:tc>
@@ -38819,7 +38819,7 @@
                 <w:sz w:val="20"/>
                 <w:szCs w:val="20"/>
               </w:rPr>
-              <w:t>Étape d’une procédure (Première instance, Appel, Pourvoi en cassation, Pourvoi CCJA).</w:t>
+              <w:t>Étape d’une procédure (Instance, Appel, Pourvoi en cassation, Pourvoi CCJA).</w:t>
             </w:r>
             <w:r>
               <w:rPr>
@@ -39586,7 +39586,7 @@
         <w:jc w:val="both"/>
       </w:pPr>
       <w:r>
-        <w:t>RG-DOS-09 : Si le dossier est sensible, les champs seuilMontant et typeClientSensible deviennent obligatoires.</w:t>
+        <w:t>RG-DOS-09 : Si le dossier est à diligence particulière, les champs seuilMontant et typeClientSensible deviennent obligatoires.</w:t>
       </w:r>
     </w:p>
     <w:p>
@@ -41435,7 +41435,7 @@
                 <w:sz w:val="20"/>
                 <w:szCs w:val="20"/>
               </w:rPr>
-              <w:t>Dossier sensible</w:t>
+              <w:t>Dossier à diligence particulière</w:t>
             </w:r>
           </w:p>
         </w:tc>
@@ -41471,7 +41471,7 @@
                 <w:sz w:val="20"/>
                 <w:szCs w:val="20"/>
               </w:rPr>
-              <w:t>dossier, le juriste doit préciser si le dossier est sensible ou non. Si le dossier est sensible, les paramètres « seuil de montant » et « type de client » doivent être configurés. Ces paramètres déterminent, entre autres, le circuit de validation des deman</w:t>
+              <w:t>dossier, le juriste doit préciser si le dossier est à diligence particulière ou non. Si le dossier est à diligence particulière, les paramètres « seuil de montant » et « type de client » doivent être configurés. Ces paramètres déterminent, entre autres, le circuit de validation des deman</w:t>
             </w:r>
             <w:r>
               <w:rPr>
@@ -42186,7 +42186,7 @@
               <w:rPr>
                 <w:color w:val="262626"/>
               </w:rPr>
-              <w:t>Chaque audience précise l'étape du dossier concernée : Première instance, Appel, Pourvoi en cassation ou Pourvoi CCJA. Les deux cassations sont concurrentes — un dossier peut être porté devant la Cour Suprême et devant la CCJA en même temps, chacune avec ses audiences et son délibéré (arbitrage du 2026-09-28).</w:t>
+              <w:t>Chaque audience précise l'étape du dossier concernée : Instance, Appel, Pourvoi en cassation ou Pourvoi CCJA. Les deux cassations sont concurrentes — un dossier peut être porté devant la Cour Suprême et devant la CCJA en même temps, chacune avec ses audiences et son délibéré (arbitrage du 2026-09-28).</w:t>
             </w:r>
           </w:p>
         </w:tc>
@@ -42793,7 +42793,7 @@
               <w:rPr>
                 <w:color w:val="262626"/>
               </w:rPr>
-              <w:t>Chaque délibéré précise l'étape du dossier concernée (Première instance, Appel, Pourvoi en cassation, Pourvoi CCJA — les deux cassations étant concurrentes).</w:t>
+              <w:t>Chaque délibéré précise l'étape du dossier concernée (Instance, Appel, Pourvoi en cassation, Pourvoi CCJA — les deux cassations étant concurrentes).</w:t>
             </w:r>
           </w:p>
         </w:tc>
@@ -43321,7 +43321,7 @@
               <w:rPr>
                 <w:color w:val="262626"/>
               </w:rPr>
-              <w:t>Pour un dossier sensible, si le montant de la demande dépasse le seuil configuré dans le dossier (paramètre seuilMontant), ou si le type de client est sensible (paramètre typeClientSensible), la validation requiert en plus l’accord du Directeur Juridique, conjointement avec le DJA.</w:t>
+              <w:t>Pour un dossier à diligence particulière, si le montant de la demande dépasse le seuil configuré dans le dossier (paramètre seuilMontant), ou si le type de client est à diligence particulière (paramètre typeClientSensible), la validation requiert en plus l’accord du Directeur Juridique, conjointement avec le DJA.</w:t>
             </w:r>
             <w:r>
               <w:rPr>
@@ -46425,7 +46425,7 @@
         <w:jc w:val="both"/>
       </w:pPr>
       <w:r>
-        <w:t>Validation : réservée au Supérieur hiérarchique désigné, au DJA et à l’Assistante de Direction, chacun sur son étape ; le DJ intervient en plus pour les demandes sensibles.</w:t>
+        <w:t>Validation : réservée au Supérieur hiérarchique désigné, au DJA et à l’Assistante de Direction, chacun sur son étape ; le DJ intervient en plus pour les demandes à diligence particulière.</w:t>
       </w:r>
     </w:p>
     <w:p>
